--- a/B1-1/X Final Result/산출물②_시스템설계문서.docx
+++ b/B1-1/X Final Result/산출물②_시스템설계문서.docx
@@ -10498,7 +10498,7 @@
                 <w:szCs w:val="20"/>
                 <w:rtl w:val="0"/>
               </w:rPr>
-              <w:t xml:space="preserve">수렴 ✅</w:t>
+              <w:t>검증 보류 △</w:t>
             </w:r>
             <w:r>
               <w:rPr>
@@ -10584,7 +10584,7 @@
                 <w:szCs w:val="20"/>
                 <w:rtl w:val="0"/>
               </w:rPr>
-              <w:t xml:space="preserve">GPT는 드래곤본 + 혈통 선택지까지 확장</w:t>
+              <w:t>GPT는 드래곤본 + 혈통 선택지까지 확장 / Gemini V2는 해당 입력 테스트 로그가 세션에 없어 판정 보류 (동일 입력에 대한 V1 자유입력 세션의 수렴 처리 결과만 존재 — Gems V2.md 미수록)</w:t>
             </w:r>
             <w:r>
               <w:rPr>
@@ -11026,7 +11026,7 @@
                 <w:szCs w:val="20"/>
                 <w:rtl w:val="0"/>
               </w:rPr>
-              <w:t xml:space="preserve">Claude만 환각 검증 전 항목 Pass</w:t>
+              <w:t>Claude만 환각 검증 전 항목 Pass (Gemini는 Q4 판정 보류 + Q5 Fail 제외 시 3/5 확정 Pass)</w:t>
             </w:r>
             <w:r>
               <w:rPr>
